--- a/documentation/en/4_Configuration_Security_Documentation.docx
+++ b/documentation/en/4_Configuration_Security_Documentation.docx
@@ -35,9 +35,9 @@
       <w:r>
         <w:t>Variables, secrets, access, and data protection</w:t>
         <w:br/>
-        <w:t>Technical source: oli_v6_deploy.py</w:t>
+        <w:t>Technical source: oli_v6_deploy.py + gpt_action_api.py</w:t>
         <w:br/>
-        <w:t>Updated: May 11, 2026</w:t>
+        <w:t>Updated: July 15, 2026</w:t>
       </w:r>
     </w:p>
     <w:p/>
@@ -1849,6 +1849,1247 @@
         <w:t>5. Reactivate the app after testing Tabs 1 through 6.</w:t>
       </w:r>
     </w:p>
+    <w:p>
+      <w:pPr>
+        <w:pStyle w:val="Heading1"/>
+      </w:pPr>
+      <w:r>
+        <w:t>8. GPT assistant configuration and security</w:t>
+      </w:r>
+    </w:p>
+    <w:p>
+      <w:r>
+        <w:t>The FastAPI backend serving the three GPTs has its own configuration and access-control model, distinct from the Streamlit app. Unlike oli_v6_deploy.py, this backend does implement authentication.</w:t>
+      </w:r>
+    </w:p>
+    <w:p>
+      <w:pPr>
+        <w:pStyle w:val="Heading2"/>
+      </w:pPr>
+      <w:r>
+        <w:t>8.1 Backend environment variables</w:t>
+      </w:r>
+    </w:p>
+    <w:tbl>
+      <w:tblPr>
+        <w:tblStyle w:val="TableGrid"/>
+        <w:tblW w:type="auto" w:w="0"/>
+        <w:jc w:val="center"/>
+        <w:tblLook w:firstColumn="1" w:firstRow="1" w:lastColumn="0" w:lastRow="0" w:noHBand="0" w:noVBand="1" w:val="04A0"/>
+      </w:tblPr>
+      <w:tblGrid>
+        <w:gridCol w:w="3360"/>
+        <w:gridCol w:w="3360"/>
+        <w:gridCol w:w="3360"/>
+      </w:tblGrid>
+      <w:tr>
+        <w:trPr>
+          <w:cantSplit/>
+          <w:tblHeader w:val="true"/>
+        </w:trPr>
+        <w:tc>
+          <w:tcPr>
+            <w:tcW w:type="dxa" w:w="2880"/>
+            <w:vAlign w:val="top"/>
+            <w:shd w:fill="002F6C"/>
+          </w:tcPr>
+          <w:p>
+            <w:pPr>
+              <w:spacing w:after="60"/>
+            </w:pPr>
+            <w:r/>
+            <w:r>
+              <w:rPr>
+                <w:b/>
+                <w:color w:val="FFFFFF"/>
+              </w:rPr>
+              <w:t>Variable</w:t>
+            </w:r>
+          </w:p>
+        </w:tc>
+        <w:tc>
+          <w:tcPr>
+            <w:tcW w:type="dxa" w:w="4032"/>
+            <w:vAlign w:val="top"/>
+            <w:shd w:fill="002F6C"/>
+          </w:tcPr>
+          <w:p>
+            <w:pPr>
+              <w:spacing w:after="60"/>
+            </w:pPr>
+            <w:r/>
+            <w:r>
+              <w:rPr>
+                <w:b/>
+                <w:color w:val="FFFFFF"/>
+              </w:rPr>
+              <w:t>Use</w:t>
+            </w:r>
+          </w:p>
+        </w:tc>
+        <w:tc>
+          <w:tcPr>
+            <w:tcW w:type="dxa" w:w="2880"/>
+            <w:vAlign w:val="top"/>
+            <w:shd w:fill="002F6C"/>
+          </w:tcPr>
+          <w:p>
+            <w:pPr>
+              <w:spacing w:after="60"/>
+            </w:pPr>
+            <w:r/>
+            <w:r>
+              <w:rPr>
+                <w:b/>
+                <w:color w:val="FFFFFF"/>
+              </w:rPr>
+              <w:t>Where it is set</w:t>
+            </w:r>
+          </w:p>
+        </w:tc>
+      </w:tr>
+      <w:tr>
+        <w:trPr>
+          <w:cantSplit/>
+        </w:trPr>
+        <w:tc>
+          <w:tcPr>
+            <w:tcW w:type="dxa" w:w="2880"/>
+            <w:vAlign w:val="top"/>
+          </w:tcPr>
+          <w:p>
+            <w:pPr>
+              <w:spacing w:after="60"/>
+            </w:pPr>
+            <w:r/>
+            <w:r>
+              <w:rPr>
+                <w:b w:val="0"/>
+              </w:rPr>
+              <w:t>OPENAI_API_KEY</w:t>
+            </w:r>
+          </w:p>
+        </w:tc>
+        <w:tc>
+          <w:tcPr>
+            <w:tcW w:type="dxa" w:w="4032"/>
+            <w:vAlign w:val="top"/>
+          </w:tcPr>
+          <w:p>
+            <w:pPr>
+              <w:spacing w:after="60"/>
+            </w:pPr>
+            <w:r/>
+            <w:r>
+              <w:rPr>
+                <w:b w:val="0"/>
+              </w:rPr>
+              <w:t>Authenticates the OpenAI client for every evaluation call.</w:t>
+            </w:r>
+          </w:p>
+        </w:tc>
+        <w:tc>
+          <w:tcPr>
+            <w:tcW w:type="dxa" w:w="2880"/>
+            <w:vAlign w:val="top"/>
+          </w:tcPr>
+          <w:p>
+            <w:pPr>
+              <w:spacing w:after="60"/>
+            </w:pPr>
+            <w:r/>
+            <w:r>
+              <w:rPr>
+                <w:b w:val="0"/>
+              </w:rPr>
+              <w:t>Render dashboard, marked sync:false in render.yaml so it is never committed.</w:t>
+            </w:r>
+          </w:p>
+        </w:tc>
+      </w:tr>
+      <w:tr>
+        <w:trPr>
+          <w:cantSplit/>
+        </w:trPr>
+        <w:tc>
+          <w:tcPr>
+            <w:tcW w:type="dxa" w:w="2880"/>
+            <w:vAlign w:val="top"/>
+          </w:tcPr>
+          <w:p>
+            <w:pPr>
+              <w:spacing w:after="60"/>
+            </w:pPr>
+            <w:r/>
+            <w:r>
+              <w:rPr>
+                <w:b w:val="0"/>
+              </w:rPr>
+              <w:t>ILO_GPT_ACTION_API_KEY</w:t>
+            </w:r>
+          </w:p>
+        </w:tc>
+        <w:tc>
+          <w:tcPr>
+            <w:tcW w:type="dxa" w:w="4032"/>
+            <w:vAlign w:val="top"/>
+          </w:tcPr>
+          <w:p>
+            <w:pPr>
+              <w:spacing w:after="60"/>
+            </w:pPr>
+            <w:r/>
+            <w:r>
+              <w:rPr>
+                <w:b w:val="0"/>
+              </w:rPr>
+              <w:t>Expected value of the X-API-Key header; guards every job endpoint.</w:t>
+            </w:r>
+          </w:p>
+        </w:tc>
+        <w:tc>
+          <w:tcPr>
+            <w:tcW w:type="dxa" w:w="2880"/>
+            <w:vAlign w:val="top"/>
+          </w:tcPr>
+          <w:p>
+            <w:pPr>
+              <w:spacing w:after="60"/>
+            </w:pPr>
+            <w:r/>
+            <w:r>
+              <w:rPr>
+                <w:b w:val="0"/>
+              </w:rPr>
+              <w:t>Render dashboard, marked sync:false; the same value is loaded into each GPT's Action.</w:t>
+            </w:r>
+          </w:p>
+        </w:tc>
+      </w:tr>
+    </w:tbl>
+    <w:p/>
+    <w:p>
+      <w:r>
+        <w:t>Both variables must exist in the runtime process. render.yaml declares them without values, so Render prompts for them on first deploy and they never reach the repository.</w:t>
+      </w:r>
+    </w:p>
+    <w:p>
+      <w:pPr>
+        <w:pStyle w:val="Heading2"/>
+      </w:pPr>
+      <w:r>
+        <w:t>8.2 Three layers of access control</w:t>
+      </w:r>
+    </w:p>
+    <w:tbl>
+      <w:tblPr>
+        <w:tblStyle w:val="TableGrid"/>
+        <w:tblW w:type="auto" w:w="0"/>
+        <w:jc w:val="center"/>
+        <w:tblLook w:firstColumn="1" w:firstRow="1" w:lastColumn="0" w:lastRow="0" w:noHBand="0" w:noVBand="1" w:val="04A0"/>
+      </w:tblPr>
+      <w:tblGrid>
+        <w:gridCol w:w="3360"/>
+        <w:gridCol w:w="3360"/>
+        <w:gridCol w:w="3360"/>
+      </w:tblGrid>
+      <w:tr>
+        <w:trPr>
+          <w:cantSplit/>
+          <w:tblHeader w:val="true"/>
+        </w:trPr>
+        <w:tc>
+          <w:tcPr>
+            <w:tcW w:type="dxa" w:w="2304"/>
+            <w:vAlign w:val="top"/>
+            <w:shd w:fill="002F6C"/>
+          </w:tcPr>
+          <w:p>
+            <w:pPr>
+              <w:spacing w:after="60"/>
+            </w:pPr>
+            <w:r/>
+            <w:r>
+              <w:rPr>
+                <w:b/>
+                <w:color w:val="FFFFFF"/>
+              </w:rPr>
+              <w:t>Layer</w:t>
+            </w:r>
+          </w:p>
+        </w:tc>
+        <w:tc>
+          <w:tcPr>
+            <w:tcW w:type="dxa" w:w="4320"/>
+            <w:vAlign w:val="top"/>
+            <w:shd w:fill="002F6C"/>
+          </w:tcPr>
+          <w:p>
+            <w:pPr>
+              <w:spacing w:after="60"/>
+            </w:pPr>
+            <w:r/>
+            <w:r>
+              <w:rPr>
+                <w:b/>
+                <w:color w:val="FFFFFF"/>
+              </w:rPr>
+              <w:t>Mechanism</w:t>
+            </w:r>
+          </w:p>
+        </w:tc>
+        <w:tc>
+          <w:tcPr>
+            <w:tcW w:type="dxa" w:w="3168"/>
+            <w:vAlign w:val="top"/>
+            <w:shd w:fill="002F6C"/>
+          </w:tcPr>
+          <w:p>
+            <w:pPr>
+              <w:spacing w:after="60"/>
+            </w:pPr>
+            <w:r/>
+            <w:r>
+              <w:rPr>
+                <w:b/>
+                <w:color w:val="FFFFFF"/>
+              </w:rPr>
+              <w:t>What it protects</w:t>
+            </w:r>
+          </w:p>
+        </w:tc>
+      </w:tr>
+      <w:tr>
+        <w:trPr>
+          <w:cantSplit/>
+        </w:trPr>
+        <w:tc>
+          <w:tcPr>
+            <w:tcW w:type="dxa" w:w="2304"/>
+            <w:vAlign w:val="top"/>
+          </w:tcPr>
+          <w:p>
+            <w:pPr>
+              <w:spacing w:after="60"/>
+            </w:pPr>
+            <w:r/>
+            <w:r>
+              <w:rPr>
+                <w:b w:val="0"/>
+              </w:rPr>
+              <w:t>GPT access</w:t>
+            </w:r>
+          </w:p>
+        </w:tc>
+        <w:tc>
+          <w:tcPr>
+            <w:tcW w:type="dxa" w:w="4320"/>
+            <w:vAlign w:val="top"/>
+          </w:tcPr>
+          <w:p>
+            <w:pPr>
+              <w:spacing w:after="60"/>
+            </w:pPr>
+            <w:r/>
+            <w:r>
+              <w:rPr>
+                <w:b w:val="0"/>
+              </w:rPr>
+              <w:t>ChatGPT private link: only link holders can open it, and a ChatGPT account is required.</w:t>
+            </w:r>
+          </w:p>
+        </w:tc>
+        <w:tc>
+          <w:tcPr>
+            <w:tcW w:type="dxa" w:w="3168"/>
+            <w:vAlign w:val="top"/>
+          </w:tcPr>
+          <w:p>
+            <w:pPr>
+              <w:spacing w:after="60"/>
+            </w:pPr>
+            <w:r/>
+            <w:r>
+              <w:rPr>
+                <w:b w:val="0"/>
+              </w:rPr>
+              <w:t>Who can use the assistant.</w:t>
+            </w:r>
+          </w:p>
+        </w:tc>
+      </w:tr>
+      <w:tr>
+        <w:trPr>
+          <w:cantSplit/>
+        </w:trPr>
+        <w:tc>
+          <w:tcPr>
+            <w:tcW w:type="dxa" w:w="2304"/>
+            <w:vAlign w:val="top"/>
+          </w:tcPr>
+          <w:p>
+            <w:pPr>
+              <w:spacing w:after="60"/>
+            </w:pPr>
+            <w:r/>
+            <w:r>
+              <w:rPr>
+                <w:b w:val="0"/>
+              </w:rPr>
+              <w:t>API access</w:t>
+            </w:r>
+          </w:p>
+        </w:tc>
+        <w:tc>
+          <w:tcPr>
+            <w:tcW w:type="dxa" w:w="4320"/>
+            <w:vAlign w:val="top"/>
+          </w:tcPr>
+          <w:p>
+            <w:pPr>
+              <w:spacing w:after="60"/>
+            </w:pPr>
+            <w:r/>
+            <w:r>
+              <w:rPr>
+                <w:b w:val="0"/>
+              </w:rPr>
+              <w:t>X-API-Key header compared against ILO_GPT_ACTION_API_KEY in require_api_key.</w:t>
+            </w:r>
+          </w:p>
+        </w:tc>
+        <w:tc>
+          <w:tcPr>
+            <w:tcW w:type="dxa" w:w="3168"/>
+            <w:vAlign w:val="top"/>
+          </w:tcPr>
+          <w:p>
+            <w:pPr>
+              <w:spacing w:after="60"/>
+            </w:pPr>
+            <w:r/>
+            <w:r>
+              <w:rPr>
+                <w:b w:val="0"/>
+              </w:rPr>
+              <w:t>Who can launch evaluations against the backend.</w:t>
+            </w:r>
+          </w:p>
+        </w:tc>
+      </w:tr>
+      <w:tr>
+        <w:trPr>
+          <w:cantSplit/>
+        </w:trPr>
+        <w:tc>
+          <w:tcPr>
+            <w:tcW w:type="dxa" w:w="2304"/>
+            <w:vAlign w:val="top"/>
+          </w:tcPr>
+          <w:p>
+            <w:pPr>
+              <w:spacing w:after="60"/>
+            </w:pPr>
+            <w:r/>
+            <w:r>
+              <w:rPr>
+                <w:b w:val="0"/>
+              </w:rPr>
+              <w:t>Open endpoints</w:t>
+            </w:r>
+          </w:p>
+        </w:tc>
+        <w:tc>
+          <w:tcPr>
+            <w:tcW w:type="dxa" w:w="4320"/>
+            <w:vAlign w:val="top"/>
+          </w:tcPr>
+          <w:p>
+            <w:pPr>
+              <w:spacing w:after="60"/>
+            </w:pPr>
+            <w:r/>
+            <w:r>
+              <w:rPr>
+                <w:b w:val="0"/>
+              </w:rPr>
+              <w:t>/health and /privacy are unauthenticated, required by Render and ChatGPT respectively.</w:t>
+            </w:r>
+          </w:p>
+        </w:tc>
+        <w:tc>
+          <w:tcPr>
+            <w:tcW w:type="dxa" w:w="3168"/>
+            <w:vAlign w:val="top"/>
+          </w:tcPr>
+          <w:p>
+            <w:pPr>
+              <w:spacing w:after="60"/>
+            </w:pPr>
+            <w:r/>
+            <w:r>
+              <w:rPr>
+                <w:b w:val="0"/>
+              </w:rPr>
+              <w:t>They expose no data: only service status and policy text.</w:t>
+            </w:r>
+          </w:p>
+        </w:tc>
+      </w:tr>
+    </w:tbl>
+    <w:p/>
+    <w:p>
+      <w:pPr>
+        <w:pStyle w:val="ListBullet"/>
+      </w:pPr>
+      <w:r>
+        <w:t>Distribution of the GPT links is the effective access control for end users and should be managed like a distribution list.</w:t>
+      </w:r>
+    </w:p>
+    <w:p>
+      <w:pPr>
+        <w:pStyle w:val="ListBullet"/>
+      </w:pPr>
+      <w:r>
+        <w:t>ILO_GPT_ACTION_API_KEY is a shared secret between the backend and all three Actions; rotating it requires updating all three GPTs.</w:t>
+      </w:r>
+    </w:p>
+    <w:p>
+      <w:pPr>
+        <w:pStyle w:val="ListBullet"/>
+      </w:pPr>
+      <w:r>
+        <w:t>There are no users, roles, or per-person audit trails: the backend cannot tell who launched an evaluation.</w:t>
+      </w:r>
+    </w:p>
+    <w:p>
+      <w:pPr>
+        <w:pStyle w:val="Heading2"/>
+      </w:pPr>
+      <w:r>
+        <w:t>8.3 Data security in the GPT workflow</w:t>
+      </w:r>
+    </w:p>
+    <w:p>
+      <w:pPr>
+        <w:pStyle w:val="ListBullet"/>
+      </w:pPr>
+      <w:r>
+        <w:t>The document is uploaded to OpenAI servers first, inside the ChatGPT conversation, and then downloaded by the backend for processing. Both transfers matter when classifying document sensitivity.</w:t>
+      </w:r>
+    </w:p>
+    <w:p>
+      <w:pPr>
+        <w:pStyle w:val="ListBullet"/>
+      </w:pPr>
+      <w:r>
+        <w:t>Extracted text and evidence excerpts are sent to the OpenAI API during evaluation.</w:t>
+      </w:r>
+    </w:p>
+    <w:p>
+      <w:pPr>
+        <w:pStyle w:val="ListBullet"/>
+      </w:pPr>
+      <w:r>
+        <w:t>The backend does not persist the document: it processes and discards it when the job ends.</w:t>
+      </w:r>
+    </w:p>
+    <w:p>
+      <w:pPr>
+        <w:pStyle w:val="ListBullet"/>
+      </w:pPr>
+      <w:r>
+        <w:t>Results live in process memory until restart; there is no database and no historical record.</w:t>
+      </w:r>
+    </w:p>
+    <w:p>
+      <w:pPr>
+        <w:pStyle w:val="ListBullet"/>
+      </w:pPr>
+      <w:r>
+        <w:t>The delivered XLSX contains verbatim quotations from the source document and must be handled with the same confidentiality.</w:t>
+      </w:r>
+    </w:p>
+    <w:p>
+      <w:pPr>
+        <w:pStyle w:val="ListBullet"/>
+      </w:pPr>
+      <w:r>
+        <w:t>The ChatGPT conversation, with the attached document, remains in the user's account: retention depends on that account's settings and ChatGPT plan.</w:t>
+      </w:r>
+    </w:p>
+    <w:p>
+      <w:pPr>
+        <w:pStyle w:val="Heading2"/>
+      </w:pPr>
+      <w:r>
+        <w:t>8.4 Backend operating parameters</w:t>
+      </w:r>
+    </w:p>
+    <w:tbl>
+      <w:tblPr>
+        <w:tblStyle w:val="TableGrid"/>
+        <w:tblW w:type="auto" w:w="0"/>
+        <w:jc w:val="center"/>
+        <w:tblLook w:firstColumn="1" w:firstRow="1" w:lastColumn="0" w:lastRow="0" w:noHBand="0" w:noVBand="1" w:val="04A0"/>
+      </w:tblPr>
+      <w:tblGrid>
+        <w:gridCol w:w="3360"/>
+        <w:gridCol w:w="3360"/>
+        <w:gridCol w:w="3360"/>
+      </w:tblGrid>
+      <w:tr>
+        <w:trPr>
+          <w:cantSplit/>
+          <w:tblHeader w:val="true"/>
+        </w:trPr>
+        <w:tc>
+          <w:tcPr>
+            <w:tcW w:type="dxa" w:w="2880"/>
+            <w:vAlign w:val="top"/>
+            <w:shd w:fill="002F6C"/>
+          </w:tcPr>
+          <w:p>
+            <w:pPr>
+              <w:spacing w:after="60"/>
+            </w:pPr>
+            <w:r/>
+            <w:r>
+              <w:rPr>
+                <w:b/>
+                <w:color w:val="FFFFFF"/>
+              </w:rPr>
+              <w:t>Parameter</w:t>
+            </w:r>
+          </w:p>
+        </w:tc>
+        <w:tc>
+          <w:tcPr>
+            <w:tcW w:type="dxa" w:w="1728"/>
+            <w:vAlign w:val="top"/>
+            <w:shd w:fill="002F6C"/>
+          </w:tcPr>
+          <w:p>
+            <w:pPr>
+              <w:spacing w:after="60"/>
+            </w:pPr>
+            <w:r/>
+            <w:r>
+              <w:rPr>
+                <w:b/>
+                <w:color w:val="FFFFFF"/>
+              </w:rPr>
+              <w:t>Value</w:t>
+            </w:r>
+          </w:p>
+        </w:tc>
+        <w:tc>
+          <w:tcPr>
+            <w:tcW w:type="dxa" w:w="5184"/>
+            <w:vAlign w:val="top"/>
+            <w:shd w:fill="002F6C"/>
+          </w:tcPr>
+          <w:p>
+            <w:pPr>
+              <w:spacing w:after="60"/>
+            </w:pPr>
+            <w:r/>
+            <w:r>
+              <w:rPr>
+                <w:b/>
+                <w:color w:val="FFFFFF"/>
+              </w:rPr>
+              <w:t>Impact</w:t>
+            </w:r>
+          </w:p>
+        </w:tc>
+      </w:tr>
+      <w:tr>
+        <w:trPr>
+          <w:cantSplit/>
+        </w:trPr>
+        <w:tc>
+          <w:tcPr>
+            <w:tcW w:type="dxa" w:w="2880"/>
+            <w:vAlign w:val="top"/>
+          </w:tcPr>
+          <w:p>
+            <w:pPr>
+              <w:spacing w:after="60"/>
+            </w:pPr>
+            <w:r/>
+            <w:r>
+              <w:rPr>
+                <w:b w:val="0"/>
+              </w:rPr>
+              <w:t>MAX_WORKERS tab1_v3_core</w:t>
+            </w:r>
+          </w:p>
+        </w:tc>
+        <w:tc>
+          <w:tcPr>
+            <w:tcW w:type="dxa" w:w="1728"/>
+            <w:vAlign w:val="top"/>
+          </w:tcPr>
+          <w:p>
+            <w:pPr>
+              <w:spacing w:after="60"/>
+            </w:pPr>
+            <w:r/>
+            <w:r>
+              <w:rPr>
+                <w:b w:val="0"/>
+              </w:rPr>
+              <w:t>48</w:t>
+            </w:r>
+          </w:p>
+        </w:tc>
+        <w:tc>
+          <w:tcPr>
+            <w:tcW w:type="dxa" w:w="5184"/>
+            <w:vAlign w:val="top"/>
+          </w:tcPr>
+          <w:p>
+            <w:pPr>
+              <w:spacing w:after="60"/>
+            </w:pPr>
+            <w:r/>
+            <w:r>
+              <w:rPr>
+                <w:b w:val="0"/>
+              </w:rPr>
+              <w:t>High concurrency across 76 criteria, multiplied by the 10 stability runs; requires generous API rate limits on the OpenAI account.</w:t>
+            </w:r>
+          </w:p>
+        </w:tc>
+      </w:tr>
+      <w:tr>
+        <w:trPr>
+          <w:cantSplit/>
+        </w:trPr>
+        <w:tc>
+          <w:tcPr>
+            <w:tcW w:type="dxa" w:w="2880"/>
+            <w:vAlign w:val="top"/>
+          </w:tcPr>
+          <w:p>
+            <w:pPr>
+              <w:spacing w:after="60"/>
+            </w:pPr>
+            <w:r/>
+            <w:r>
+              <w:rPr>
+                <w:b w:val="0"/>
+              </w:rPr>
+              <w:t>MAX_WORKERS tab2_core</w:t>
+            </w:r>
+          </w:p>
+        </w:tc>
+        <w:tc>
+          <w:tcPr>
+            <w:tcW w:type="dxa" w:w="1728"/>
+            <w:vAlign w:val="top"/>
+          </w:tcPr>
+          <w:p>
+            <w:pPr>
+              <w:spacing w:after="60"/>
+            </w:pPr>
+            <w:r/>
+            <w:r>
+              <w:rPr>
+                <w:b w:val="0"/>
+              </w:rPr>
+              <w:t>8</w:t>
+            </w:r>
+          </w:p>
+        </w:tc>
+        <w:tc>
+          <w:tcPr>
+            <w:tcW w:type="dxa" w:w="5184"/>
+            <w:vAlign w:val="top"/>
+          </w:tcPr>
+          <w:p>
+            <w:pPr>
+              <w:spacing w:after="60"/>
+            </w:pPr>
+            <w:r/>
+            <w:r>
+              <w:rPr>
+                <w:b w:val="0"/>
+              </w:rPr>
+              <w:t>Moderate concurrency, multiplied by the 5 stability runs.</w:t>
+            </w:r>
+          </w:p>
+        </w:tc>
+      </w:tr>
+      <w:tr>
+        <w:trPr>
+          <w:cantSplit/>
+        </w:trPr>
+        <w:tc>
+          <w:tcPr>
+            <w:tcW w:type="dxa" w:w="2880"/>
+            <w:vAlign w:val="top"/>
+          </w:tcPr>
+          <w:p>
+            <w:pPr>
+              <w:spacing w:after="60"/>
+            </w:pPr>
+            <w:r/>
+            <w:r>
+              <w:rPr>
+                <w:b w:val="0"/>
+              </w:rPr>
+              <w:t>MAX_WORKERS sustainability_core</w:t>
+            </w:r>
+          </w:p>
+        </w:tc>
+        <w:tc>
+          <w:tcPr>
+            <w:tcW w:type="dxa" w:w="1728"/>
+            <w:vAlign w:val="top"/>
+          </w:tcPr>
+          <w:p>
+            <w:pPr>
+              <w:spacing w:after="60"/>
+            </w:pPr>
+            <w:r/>
+            <w:r>
+              <w:rPr>
+                <w:b w:val="0"/>
+              </w:rPr>
+              <w:t>8</w:t>
+            </w:r>
+          </w:p>
+        </w:tc>
+        <w:tc>
+          <w:tcPr>
+            <w:tcW w:type="dxa" w:w="5184"/>
+            <w:vAlign w:val="top"/>
+          </w:tcPr>
+          <w:p>
+            <w:pPr>
+              <w:spacing w:after="60"/>
+            </w:pPr>
+            <w:r/>
+            <w:r>
+              <w:rPr>
+                <w:b w:val="0"/>
+              </w:rPr>
+              <w:t>Moderate concurrency, multiplied by the 5 stability runs.</w:t>
+            </w:r>
+          </w:p>
+        </w:tc>
+      </w:tr>
+      <w:tr>
+        <w:trPr>
+          <w:cantSplit/>
+        </w:trPr>
+        <w:tc>
+          <w:tcPr>
+            <w:tcW w:type="dxa" w:w="2880"/>
+            <w:vAlign w:val="top"/>
+          </w:tcPr>
+          <w:p>
+            <w:pPr>
+              <w:spacing w:after="60"/>
+            </w:pPr>
+            <w:r/>
+            <w:r>
+              <w:rPr>
+                <w:b w:val="0"/>
+              </w:rPr>
+              <w:t>STABILITY_REPEATS tab1_v3_core</w:t>
+            </w:r>
+          </w:p>
+        </w:tc>
+        <w:tc>
+          <w:tcPr>
+            <w:tcW w:type="dxa" w:w="1728"/>
+            <w:vAlign w:val="top"/>
+          </w:tcPr>
+          <w:p>
+            <w:pPr>
+              <w:spacing w:after="60"/>
+            </w:pPr>
+            <w:r/>
+            <w:r>
+              <w:rPr>
+                <w:b w:val="0"/>
+              </w:rPr>
+              <w:t>10</w:t>
+            </w:r>
+          </w:p>
+        </w:tc>
+        <w:tc>
+          <w:tcPr>
+            <w:tcW w:type="dxa" w:w="5184"/>
+            <w:vAlign w:val="top"/>
+          </w:tcPr>
+          <w:p>
+            <w:pPr>
+              <w:spacing w:after="60"/>
+            </w:pPr>
+            <w:r/>
+            <w:r>
+              <w:rPr>
+                <w:b w:val="0"/>
+              </w:rPr>
+              <w:t>Each criterion is evaluated ten times; a full appraisal issues on the order of 760 model calls. It is the most expensive of the three workflows.</w:t>
+            </w:r>
+          </w:p>
+        </w:tc>
+      </w:tr>
+      <w:tr>
+        <w:trPr>
+          <w:cantSplit/>
+        </w:trPr>
+        <w:tc>
+          <w:tcPr>
+            <w:tcW w:type="dxa" w:w="2880"/>
+            <w:vAlign w:val="top"/>
+          </w:tcPr>
+          <w:p>
+            <w:pPr>
+              <w:spacing w:after="60"/>
+            </w:pPr>
+            <w:r/>
+            <w:r>
+              <w:rPr>
+                <w:b w:val="0"/>
+              </w:rPr>
+              <w:t>STABILITY_REPEATS, Tab 2 and sustainability</w:t>
+            </w:r>
+          </w:p>
+        </w:tc>
+        <w:tc>
+          <w:tcPr>
+            <w:tcW w:type="dxa" w:w="1728"/>
+            <w:vAlign w:val="top"/>
+          </w:tcPr>
+          <w:p>
+            <w:pPr>
+              <w:spacing w:after="60"/>
+            </w:pPr>
+            <w:r/>
+            <w:r>
+              <w:rPr>
+                <w:b w:val="0"/>
+              </w:rPr>
+              <w:t>5</w:t>
+            </w:r>
+          </w:p>
+        </w:tc>
+        <w:tc>
+          <w:tcPr>
+            <w:tcW w:type="dxa" w:w="5184"/>
+            <w:vAlign w:val="top"/>
+          </w:tcPr>
+          <w:p>
+            <w:pPr>
+              <w:spacing w:after="60"/>
+            </w:pPr>
+            <w:r/>
+            <w:r>
+              <w:rPr>
+                <w:b w:val="0"/>
+              </w:rPr>
+              <w:t>Each criterion is evaluated five times, multiplying cost and duration of those two evaluations by five.</w:t>
+            </w:r>
+          </w:p>
+        </w:tc>
+      </w:tr>
+      <w:tr>
+        <w:trPr>
+          <w:cantSplit/>
+        </w:trPr>
+        <w:tc>
+          <w:tcPr>
+            <w:tcW w:type="dxa" w:w="2880"/>
+            <w:vAlign w:val="top"/>
+          </w:tcPr>
+          <w:p>
+            <w:pPr>
+              <w:spacing w:after="60"/>
+            </w:pPr>
+            <w:r/>
+            <w:r>
+              <w:rPr>
+                <w:b w:val="0"/>
+              </w:rPr>
+              <w:t>STABILITY_THRESHOLD_PCT tab1_v3_core</w:t>
+            </w:r>
+          </w:p>
+        </w:tc>
+        <w:tc>
+          <w:tcPr>
+            <w:tcW w:type="dxa" w:w="1728"/>
+            <w:vAlign w:val="top"/>
+          </w:tcPr>
+          <w:p>
+            <w:pPr>
+              <w:spacing w:after="60"/>
+            </w:pPr>
+            <w:r/>
+            <w:r>
+              <w:rPr>
+                <w:b w:val="0"/>
+              </w:rPr>
+              <w:t>80.0</w:t>
+            </w:r>
+          </w:p>
+        </w:tc>
+        <w:tc>
+          <w:tcPr>
+            <w:tcW w:type="dxa" w:w="5184"/>
+            <w:vAlign w:val="top"/>
+          </w:tcPr>
+          <w:p>
+            <w:pPr>
+              <w:spacing w:after="60"/>
+            </w:pPr>
+            <w:r/>
+            <w:r>
+              <w:rPr>
+                <w:b w:val="0"/>
+              </w:rPr>
+              <w:t>Below that agreement rate across runs, a criterion is flagged unstable and warrants human review.</w:t>
+            </w:r>
+          </w:p>
+        </w:tc>
+      </w:tr>
+      <w:tr>
+        <w:trPr>
+          <w:cantSplit/>
+        </w:trPr>
+        <w:tc>
+          <w:tcPr>
+            <w:tcW w:type="dxa" w:w="2880"/>
+            <w:vAlign w:val="top"/>
+          </w:tcPr>
+          <w:p>
+            <w:pPr>
+              <w:spacing w:after="60"/>
+            </w:pPr>
+            <w:r/>
+            <w:r>
+              <w:rPr>
+                <w:b w:val="0"/>
+              </w:rPr>
+              <w:t>Model across all three engines</w:t>
+            </w:r>
+          </w:p>
+        </w:tc>
+        <w:tc>
+          <w:tcPr>
+            <w:tcW w:type="dxa" w:w="1728"/>
+            <w:vAlign w:val="top"/>
+          </w:tcPr>
+          <w:p>
+            <w:pPr>
+              <w:spacing w:after="60"/>
+            </w:pPr>
+            <w:r/>
+            <w:r>
+              <w:rPr>
+                <w:b w:val="0"/>
+              </w:rPr>
+              <w:t>gpt-5-mini</w:t>
+            </w:r>
+          </w:p>
+        </w:tc>
+        <w:tc>
+          <w:tcPr>
+            <w:tcW w:type="dxa" w:w="5184"/>
+            <w:vAlign w:val="top"/>
+          </w:tcPr>
+          <w:p>
+            <w:pPr>
+              <w:spacing w:after="60"/>
+            </w:pPr>
+            <w:r/>
+            <w:r>
+              <w:rPr>
+                <w:b w:val="0"/>
+              </w:rPr>
+              <w:t>Dominates per-evaluation cost together with the repeat count; tab1_v3 varies reasoning effort by criterion subjectivity.</w:t>
+            </w:r>
+          </w:p>
+        </w:tc>
+      </w:tr>
+      <w:tr>
+        <w:trPr>
+          <w:cantSplit/>
+        </w:trPr>
+        <w:tc>
+          <w:tcPr>
+            <w:tcW w:type="dxa" w:w="2880"/>
+            <w:vAlign w:val="top"/>
+          </w:tcPr>
+          <w:p>
+            <w:pPr>
+              <w:spacing w:after="60"/>
+            </w:pPr>
+            <w:r/>
+            <w:r>
+              <w:rPr>
+                <w:b w:val="0"/>
+              </w:rPr>
+              <w:t>Render plan</w:t>
+            </w:r>
+          </w:p>
+        </w:tc>
+        <w:tc>
+          <w:tcPr>
+            <w:tcW w:type="dxa" w:w="1728"/>
+            <w:vAlign w:val="top"/>
+          </w:tcPr>
+          <w:p>
+            <w:pPr>
+              <w:spacing w:after="60"/>
+            </w:pPr>
+            <w:r/>
+            <w:r>
+              <w:rPr>
+                <w:b w:val="0"/>
+              </w:rPr>
+              <w:t>free</w:t>
+            </w:r>
+          </w:p>
+        </w:tc>
+        <w:tc>
+          <w:tcPr>
+            <w:tcW w:type="dxa" w:w="5184"/>
+            <w:vAlign w:val="top"/>
+          </w:tcPr>
+          <w:p>
+            <w:pPr>
+              <w:spacing w:after="60"/>
+            </w:pPr>
+            <w:r/>
+            <w:r>
+              <w:rPr>
+                <w:b w:val="0"/>
+              </w:rPr>
+              <w:t>The service suspends on inactivity; the first request after suspension pays a cold-start delay.</w:t>
+            </w:r>
+          </w:p>
+        </w:tc>
+      </w:tr>
+    </w:tbl>
+    <w:p/>
+    <w:p>
+      <w:pPr>
+        <w:pStyle w:val="Heading2"/>
+      </w:pPr>
+      <w:r>
+        <w:t>8.5 Backend production checklist</w:t>
+      </w:r>
+    </w:p>
+    <w:p>
+      <w:pPr>
+        <w:pStyle w:val="ListBullet"/>
+      </w:pPr>
+      <w:r>
+        <w:t>Confirm OPENAI_API_KEY and ILO_GPT_ACTION_API_KEY are set in Render and that the OpenAI account has budget.</w:t>
+      </w:r>
+    </w:p>
+    <w:p>
+      <w:pPr>
+        <w:pStyle w:val="ListBullet"/>
+      </w:pPr>
+      <w:r>
+        <w:t>Confirm GET /health responds.</w:t>
+      </w:r>
+    </w:p>
+    <w:p>
+      <w:pPr>
+        <w:pStyle w:val="ListBullet"/>
+      </w:pPr>
+      <w:r>
+        <w:t>Confirm all three rubric files are present in the deployed image.</w:t>
+      </w:r>
+    </w:p>
+    <w:p>
+      <w:pPr>
+        <w:pStyle w:val="ListBullet"/>
+      </w:pPr>
+      <w:r>
+        <w:t>Run a short evaluation through each of the three GPTs with a non-sensitive document.</w:t>
+      </w:r>
+    </w:p>
+    <w:p>
+      <w:pPr>
+        <w:pStyle w:val="ListBullet"/>
+      </w:pPr>
+      <w:r>
+        <w:t>Verify each GPT's Action holds the correct key and points at the correct server.</w:t>
+      </w:r>
+    </w:p>
+    <w:p>
+      <w:pPr>
+        <w:pStyle w:val="ListBullet"/>
+      </w:pPr>
+      <w:r>
+        <w:t>Confirm /privacy responds: ChatGPT requires it to keep a GPT with an Action published.</w:t>
+      </w:r>
+    </w:p>
+    <w:p>
+      <w:pPr>
+        <w:pStyle w:val="ListBullet"/>
+      </w:pPr>
+      <w:r>
+        <w:t>Document internally who distributes the GPT links and who may rotate the API key.</w:t>
+      </w:r>
+    </w:p>
+    <w:p>
+      <w:pPr>
+        <w:pStyle w:val="Heading2"/>
+      </w:pPr>
+      <w:r>
+        <w:t>8.6 Incident response for the GPT layer</w:t>
+      </w:r>
+    </w:p>
+    <w:p>
+      <w:pPr>
+        <w:ind w:left="360" w:hanging="360"/>
+      </w:pPr>
+      <w:r>
+        <w:t>1. On suspected misuse, rotate ILO_GPT_ACTION_API_KEY in Render: this immediately invalidates all three Actions until they are updated.</w:t>
+      </w:r>
+    </w:p>
+    <w:p>
+      <w:pPr>
+        <w:ind w:left="360" w:hanging="360"/>
+      </w:pPr>
+      <w:r>
+        <w:t>2. On suspected exposure of the OpenAI key, rotate it in the OpenAI dashboard and update it in Render.</w:t>
+      </w:r>
+    </w:p>
+    <w:p>
+      <w:pPr>
+        <w:ind w:left="360" w:hanging="360"/>
+      </w:pPr>
+      <w:r>
+        <w:t>3. For availability problems, check the Render service status and container logs.</w:t>
+      </w:r>
+    </w:p>
+    <w:p>
+      <w:pPr>
+        <w:ind w:left="360" w:hanging="360"/>
+      </w:pPr>
+      <w:r>
+        <w:t>4. If a GPT link spread beyond the intended circle, republish the GPT to mint a new link and redistribute it.</w:t>
+      </w:r>
+    </w:p>
+    <w:p>
+      <w:pPr>
+        <w:ind w:left="360" w:hanging="360"/>
+      </w:pPr>
+      <w:r>
+        <w:t>5. Restore service by redeploying from the main branch and verify with one test evaluation per assistant.</w:t>
+      </w:r>
+    </w:p>
     <w:sectPr>
       <w:pgSz w:w="12240" w:h="15840"/>
       <w:pgMar w:top="1008" w:right="1080" w:bottom="1008" w:left="1080" w:header="720" w:footer="720" w:gutter="0"/>
